--- a/dosyalar/sinavlar/10-sinif-secmeli/arapca-10-secmeli-1d2y.docx
+++ b/dosyalar/sinavlar/10-sinif-secmeli/arapca-10-secmeli-1d2y.docx
@@ -699,7 +699,7 @@
                 <w:rtl/>
                 <w:lang w:bidi="ar-SA"/>
               </w:rPr>
-              <w:t xml:space="preserve">الرُّسُل</w:t>
+              <w:t xml:space="preserve">الرُّسُل</w:t>
             </w:r>
           </w:p>
         </w:tc>
@@ -1289,7 +1289,7 @@
                 <w:rtl/>
                 <w:lang w:bidi="ar-SA"/>
               </w:rPr>
-              <w:t xml:space="preserve">اللَّبَن</w:t>
+              <w:t xml:space="preserve">اللَّبَن</w:t>
             </w:r>
           </w:p>
         </w:tc>
@@ -1410,7 +1410,7 @@
                 <w:rtl/>
                 <w:lang w:bidi="ar-SA"/>
               </w:rPr>
-              <w:t xml:space="preserve">تَفَضَّلْ</w:t>
+              <w:t xml:space="preserve">تَفَضَّلْ</w:t>
             </w:r>
           </w:p>
         </w:tc>
@@ -2005,7 +2005,7 @@
                 <w:rtl/>
                 <w:lang w:bidi="ar-SA"/>
               </w:rPr>
-              <w:t xml:space="preserve">بُشْرى   ·   تَأْكُلانِ   ·   رُكْنٌ   ·   الرِّياضةَ   ·   صادِقٌ</w:t>
+              <w:t xml:space="preserve">بُشْرى   ·   تَأْكُلانِ   ·   رُكْنٌ   ·   الرِّياضةَ   ·   صادِقٌ</w:t>
             </w:r>
           </w:p>
         </w:tc>
@@ -2069,7 +2069,7 @@
           <w:rtl/>
           <w:lang w:bidi="ar-SA"/>
         </w:rPr>
-        <w:t xml:space="preserve">2.   تَدْرُسُ ..................... في الصَّفِّ التّاسِع.</w:t>
+        <w:t xml:space="preserve">2.   تَدْرُسُ ..................... في الصَّفِّ التّاسِع.</w:t>
       </w:r>
     </w:p>
     <w:p>
@@ -2151,7 +2151,7 @@
           <w:rtl/>
           <w:lang w:bidi="ar-SA"/>
         </w:rPr>
-        <w:t xml:space="preserve">4.   الحَجُّ ..................... مِنْ أَرْكانِ الإِسْلام.</w:t>
+        <w:t xml:space="preserve">4.   الحَجُّ ..................... مِنْ أَرْكانِ الإِسْلام.</w:t>
       </w:r>
     </w:p>
     <w:p>
@@ -2192,7 +2192,7 @@
           <w:rtl/>
           <w:lang w:bidi="ar-SA"/>
         </w:rPr>
-        <w:t xml:space="preserve">5.   أَنْتُما ..................... الدَّجاج.</w:t>
+        <w:t xml:space="preserve">5.   أَنْتُما ..................... الدَّجاج.</w:t>
       </w:r>
     </w:p>
     <w:p>
@@ -2433,7 +2433,7 @@
           <w:rtl/>
           <w:lang w:bidi="ar-SA"/>
         </w:rPr>
-        <w:t xml:space="preserve">3.   هُوَ يُريدُ الحَساءَ لكِنْ لا يُريدُ السَّلَطة.</w:t>
+        <w:t xml:space="preserve">3.   هُوَ يُريدُ الحَساءَ لكِنْ لا يُريدُ السَّلَطة.</w:t>
       </w:r>
     </w:p>
     <w:p>
@@ -2711,7 +2711,7 @@
           <w:rtl/>
           <w:lang w:bidi="ar-SA"/>
         </w:rPr>
-        <w:t xml:space="preserve">2.   – أُريدُ كيلو مِنَ الأُرْزِ، وَعُلْبةً مِنَ الشّاي.</w:t>
+        <w:t xml:space="preserve">2.   – أُريدُ كيلو مِن الأُرْزِ، وَعُلْبةً مِن الشّاي.</w:t>
       </w:r>
     </w:p>
     <w:p>
@@ -3030,7 +3030,7 @@
                 <w:rtl/>
                 <w:lang w:bidi="ar-SA"/>
               </w:rPr>
-              <w:t xml:space="preserve">يَأْمُرُ ديننا بِالرَّحْمةِ لِلْحَيَوانات.</w:t>
+              <w:t xml:space="preserve">يَأْمُرُ ديننا بِالرَّحْمةِ لِلْحَيَوانات.</w:t>
             </w:r>
           </w:p>
           <w:p>
@@ -3050,7 +3050,7 @@
                 <w:rtl/>
                 <w:lang w:bidi="ar-SA"/>
               </w:rPr>
-              <w:t xml:space="preserve">ثَمَرةُ الصَّبْرِ النَّجاح.</w:t>
+              <w:t xml:space="preserve">ثَمَرةُ الصَّبْرِ النَّجاح.</w:t>
             </w:r>
           </w:p>
           <w:p>
@@ -3090,7 +3090,7 @@
                 <w:rtl/>
                 <w:lang w:bidi="ar-SA"/>
               </w:rPr>
-              <w:t xml:space="preserve">يَأْمُرُ الإِسْلامُ بِالتَّعاوُنِ بَيْنَ النّاس.</w:t>
+              <w:t xml:space="preserve">يَأْمُرُ الإِسْلامُ بِالتَّعاوُنِ بَيْنَ النّاس.</w:t>
             </w:r>
           </w:p>
         </w:tc>
@@ -3702,7 +3702,7 @@
                 <w:rtl/>
                 <w:lang w:bidi="ar-SA"/>
               </w:rPr>
-              <w:t xml:space="preserve">1.   الرِّياضةَ</w:t>
+              <w:t xml:space="preserve">1.   الرِّياضةَ</w:t>
             </w:r>
           </w:p>
           <w:p>
@@ -3947,7 +3947,7 @@
                 <w:rtl/>
                 <w:lang w:bidi="ar-SA"/>
               </w:rPr>
-              <w:t xml:space="preserve">1.   صَباحُ النّورِ يا مُحَمَّد! ماذا تُريدُ؟</w:t>
+              <w:t xml:space="preserve">1.   صَباحُ النّورِ يا مُحَمَّد! ماذا تُريدُ؟</w:t>
             </w:r>
           </w:p>
           <w:p>
